--- a/assets/libreoffice_writ_njc/3cf4aa78-196b-4654-a632-7f8c0b52c8e1/Meeting_L3_08.docx
+++ b/assets/libreoffice_writ_njc/3cf4aa78-196b-4654-a632-7f8c0b52c8e1/Meeting_L3_08.docx
@@ -8,11 +8,6 @@
         <w:jc w:val="center"/>
         <w:rPr>
           <w:rFonts w:ascii="arial" w:hAnsi="arial"/>
-          <w:b/>
-          <w:b/>
-          <w:bCs/>
-          <w:sz w:val="36"/>
-          <w:szCs w:val="36"/>
         </w:rPr>
       </w:pPr>
       <w:r>
@@ -45,17 +40,16 @@
         <w:pStyle w:val="Heading1"/>
         <w:rPr>
           <w:rFonts w:ascii="arial" w:hAnsi="arial"/>
-          <w:b w:val="false"/>
-          <w:b w:val="false"/>
-          <w:bCs w:val="false"/>
-          <w:u w:val="single"/>
+          <w:b/>
+          <w:b/>
+          <w:bCs/>
         </w:rPr>
       </w:pPr>
       <w:r>
         <w:rPr>
           <w:rFonts w:ascii="arial" w:hAnsi="arial"/>
-          <w:b w:val="false"/>
-          <w:bCs w:val="false"/>
+          <w:b/>
+          <w:bCs/>
           <w:u w:val="single"/>
         </w:rPr>
         <w:t>Attendees</w:t>
@@ -81,17 +75,16 @@
         <w:pStyle w:val="Heading1"/>
         <w:rPr>
           <w:rFonts w:ascii="arial" w:hAnsi="arial"/>
-          <w:b w:val="false"/>
-          <w:b w:val="false"/>
-          <w:bCs w:val="false"/>
-          <w:u w:val="single"/>
+          <w:b/>
+          <w:b/>
+          <w:bCs/>
         </w:rPr>
       </w:pPr>
       <w:r>
         <w:rPr>
           <w:rFonts w:ascii="arial" w:hAnsi="arial"/>
-          <w:b w:val="false"/>
-          <w:bCs w:val="false"/>
+          <w:b/>
+          <w:bCs/>
           <w:u w:val="single"/>
         </w:rPr>
         <w:t>Agenda Items</w:t>
@@ -158,13 +151,16 @@
         <w:pStyle w:val="Heading1"/>
         <w:rPr>
           <w:rFonts w:ascii="arial" w:hAnsi="arial"/>
+          <w:b/>
+          <w:b/>
+          <w:bCs/>
         </w:rPr>
       </w:pPr>
       <w:r>
         <w:rPr>
           <w:rFonts w:ascii="arial" w:hAnsi="arial"/>
-          <w:b w:val="false"/>
-          <w:bCs w:val="false"/>
+          <w:b/>
+          <w:bCs/>
           <w:u w:val="single"/>
         </w:rPr>
         <w:t>Discussion Summar</w:t>
@@ -172,6 +168,8 @@
       <w:r>
         <w:rPr>
           <w:rFonts w:ascii="arial" w:hAnsi="arial"/>
+          <w:b/>
+          <w:bCs/>
         </w:rPr>
         <w:t>y</w:t>
       </w:r>
@@ -195,13 +193,16 @@
         <w:pStyle w:val="Heading1"/>
         <w:rPr>
           <w:rFonts w:ascii="arial" w:hAnsi="arial"/>
+          <w:b/>
+          <w:b/>
+          <w:bCs/>
         </w:rPr>
       </w:pPr>
       <w:r>
         <w:rPr>
           <w:rFonts w:ascii="arial" w:hAnsi="arial"/>
-          <w:b w:val="false"/>
-          <w:bCs w:val="false"/>
+          <w:b/>
+          <w:bCs/>
           <w:u w:val="single"/>
         </w:rPr>
         <w:t>Action Item</w:t>
@@ -209,6 +210,8 @@
       <w:r>
         <w:rPr>
           <w:rFonts w:ascii="arial" w:hAnsi="arial"/>
+          <w:b/>
+          <w:bCs/>
         </w:rPr>
         <w:t>s</w:t>
       </w:r>
@@ -218,9 +221,6 @@
         <w:pStyle w:val="Normal"/>
         <w:rPr>
           <w:rFonts w:ascii="arial" w:hAnsi="arial"/>
-          <w:b/>
-          <w:b/>
-          <w:bCs/>
         </w:rPr>
       </w:pPr>
       <w:r>
@@ -237,9 +237,6 @@
         <w:pStyle w:val="Normal"/>
         <w:rPr>
           <w:rFonts w:ascii="arial" w:hAnsi="arial"/>
-          <w:b/>
-          <w:b/>
-          <w:bCs/>
         </w:rPr>
       </w:pPr>
       <w:r>
@@ -256,9 +253,6 @@
         <w:pStyle w:val="Normal"/>
         <w:rPr>
           <w:rFonts w:ascii="arial" w:hAnsi="arial"/>
-          <w:b/>
-          <w:b/>
-          <w:bCs/>
         </w:rPr>
       </w:pPr>
       <w:r>
@@ -275,9 +269,6 @@
         <w:pStyle w:val="Normal"/>
         <w:rPr>
           <w:rFonts w:ascii="arial" w:hAnsi="arial"/>
-          <w:b/>
-          <w:b/>
-          <w:bCs/>
         </w:rPr>
       </w:pPr>
       <w:r>
@@ -294,11 +285,18 @@
         <w:pStyle w:val="Heading1"/>
         <w:rPr>
           <w:rFonts w:ascii="arial" w:hAnsi="arial"/>
+          <w:b w:val="false"/>
+          <w:b w:val="false"/>
+          <w:bCs w:val="false"/>
+          <w:u w:val="single"/>
         </w:rPr>
       </w:pPr>
       <w:r>
         <w:rPr>
           <w:rFonts w:ascii="arial" w:hAnsi="arial"/>
+          <w:b w:val="false"/>
+          <w:bCs w:val="false"/>
+          <w:u w:val="single"/>
         </w:rPr>
         <w:t>Next Meeting</w:t>
       </w:r>
@@ -374,6 +372,7 @@
         </w:tabs>
         <w:ind w:left="1080" w:hanging="360"/>
       </w:pPr>
+      <w:rPr/>
     </w:lvl>
     <w:lvl w:ilvl="2">
       <w:start w:val="1"/>
@@ -386,6 +385,7 @@
         </w:tabs>
         <w:ind w:left="1440" w:hanging="360"/>
       </w:pPr>
+      <w:rPr/>
     </w:lvl>
     <w:lvl w:ilvl="3">
       <w:start w:val="1"/>
@@ -398,6 +398,7 @@
         </w:tabs>
         <w:ind w:left="1800" w:hanging="360"/>
       </w:pPr>
+      <w:rPr/>
     </w:lvl>
     <w:lvl w:ilvl="4">
       <w:start w:val="1"/>
@@ -410,6 +411,7 @@
         </w:tabs>
         <w:ind w:left="2160" w:hanging="360"/>
       </w:pPr>
+      <w:rPr/>
     </w:lvl>
     <w:lvl w:ilvl="5">
       <w:start w:val="1"/>
@@ -422,6 +424,7 @@
         </w:tabs>
         <w:ind w:left="2520" w:hanging="360"/>
       </w:pPr>
+      <w:rPr/>
     </w:lvl>
     <w:lvl w:ilvl="6">
       <w:start w:val="1"/>
@@ -434,6 +437,7 @@
         </w:tabs>
         <w:ind w:left="2880" w:hanging="360"/>
       </w:pPr>
+      <w:rPr/>
     </w:lvl>
     <w:lvl w:ilvl="7">
       <w:start w:val="1"/>
@@ -446,6 +450,7 @@
         </w:tabs>
         <w:ind w:left="3240" w:hanging="360"/>
       </w:pPr>
+      <w:rPr/>
     </w:lvl>
     <w:lvl w:ilvl="8">
       <w:start w:val="1"/>
@@ -458,6 +463,7 @@
         </w:tabs>
         <w:ind w:left="3600" w:hanging="360"/>
       </w:pPr>
+      <w:rPr/>
     </w:lvl>
   </w:abstractNum>
   <w:abstractNum w:abstractNumId="2">
@@ -487,6 +493,7 @@
         </w:tabs>
         <w:ind w:left="1080" w:hanging="360"/>
       </w:pPr>
+      <w:rPr/>
     </w:lvl>
     <w:lvl w:ilvl="2">
       <w:start w:val="1"/>
@@ -499,6 +506,7 @@
         </w:tabs>
         <w:ind w:left="1440" w:hanging="360"/>
       </w:pPr>
+      <w:rPr/>
     </w:lvl>
     <w:lvl w:ilvl="3">
       <w:start w:val="1"/>
@@ -511,6 +519,7 @@
         </w:tabs>
         <w:ind w:left="1800" w:hanging="360"/>
       </w:pPr>
+      <w:rPr/>
     </w:lvl>
     <w:lvl w:ilvl="4">
       <w:start w:val="1"/>
@@ -523,6 +532,7 @@
         </w:tabs>
         <w:ind w:left="2160" w:hanging="360"/>
       </w:pPr>
+      <w:rPr/>
     </w:lvl>
     <w:lvl w:ilvl="5">
       <w:start w:val="1"/>
@@ -535,6 +545,7 @@
         </w:tabs>
         <w:ind w:left="2520" w:hanging="360"/>
       </w:pPr>
+      <w:rPr/>
     </w:lvl>
     <w:lvl w:ilvl="6">
       <w:start w:val="1"/>
@@ -547,6 +558,7 @@
         </w:tabs>
         <w:ind w:left="2880" w:hanging="360"/>
       </w:pPr>
+      <w:rPr/>
     </w:lvl>
     <w:lvl w:ilvl="7">
       <w:start w:val="1"/>
@@ -559,6 +571,7 @@
         </w:tabs>
         <w:ind w:left="3240" w:hanging="360"/>
       </w:pPr>
+      <w:rPr/>
     </w:lvl>
     <w:lvl w:ilvl="8">
       <w:start w:val="1"/>
@@ -571,6 +584,7 @@
         </w:tabs>
         <w:ind w:left="3600" w:hanging="360"/>
       </w:pPr>
+      <w:rPr/>
     </w:lvl>
   </w:abstractNum>
   <w:abstractNum w:abstractNumId="3">
@@ -600,6 +614,7 @@
         </w:tabs>
         <w:ind w:left="1080" w:hanging="360"/>
       </w:pPr>
+      <w:rPr/>
     </w:lvl>
     <w:lvl w:ilvl="2">
       <w:start w:val="1"/>
@@ -612,6 +627,7 @@
         </w:tabs>
         <w:ind w:left="1440" w:hanging="360"/>
       </w:pPr>
+      <w:rPr/>
     </w:lvl>
     <w:lvl w:ilvl="3">
       <w:start w:val="1"/>
@@ -624,6 +640,7 @@
         </w:tabs>
         <w:ind w:left="1800" w:hanging="360"/>
       </w:pPr>
+      <w:rPr/>
     </w:lvl>
     <w:lvl w:ilvl="4">
       <w:start w:val="1"/>
@@ -636,6 +653,7 @@
         </w:tabs>
         <w:ind w:left="2160" w:hanging="360"/>
       </w:pPr>
+      <w:rPr/>
     </w:lvl>
     <w:lvl w:ilvl="5">
       <w:start w:val="1"/>
@@ -648,6 +666,7 @@
         </w:tabs>
         <w:ind w:left="2520" w:hanging="360"/>
       </w:pPr>
+      <w:rPr/>
     </w:lvl>
     <w:lvl w:ilvl="6">
       <w:start w:val="1"/>
@@ -660,6 +679,7 @@
         </w:tabs>
         <w:ind w:left="2880" w:hanging="360"/>
       </w:pPr>
+      <w:rPr/>
     </w:lvl>
     <w:lvl w:ilvl="7">
       <w:start w:val="1"/>
@@ -672,6 +692,7 @@
         </w:tabs>
         <w:ind w:left="3240" w:hanging="360"/>
       </w:pPr>
+      <w:rPr/>
     </w:lvl>
     <w:lvl w:ilvl="8">
       <w:start w:val="1"/>
@@ -684,6 +705,7 @@
         </w:tabs>
         <w:ind w:left="3600" w:hanging="360"/>
       </w:pPr>
+      <w:rPr/>
     </w:lvl>
   </w:abstractNum>
   <w:abstractNum w:abstractNumId="4">
@@ -711,6 +733,7 @@
         </w:tabs>
         <w:ind w:left="1080" w:hanging="360"/>
       </w:pPr>
+      <w:rPr/>
     </w:lvl>
     <w:lvl w:ilvl="2">
       <w:start w:val="1"/>
@@ -723,6 +746,7 @@
         </w:tabs>
         <w:ind w:left="1440" w:hanging="360"/>
       </w:pPr>
+      <w:rPr/>
     </w:lvl>
     <w:lvl w:ilvl="3">
       <w:start w:val="1"/>
@@ -735,6 +759,7 @@
         </w:tabs>
         <w:ind w:left="1800" w:hanging="360"/>
       </w:pPr>
+      <w:rPr/>
     </w:lvl>
     <w:lvl w:ilvl="4">
       <w:start w:val="1"/>
@@ -747,6 +772,7 @@
         </w:tabs>
         <w:ind w:left="2160" w:hanging="360"/>
       </w:pPr>
+      <w:rPr/>
     </w:lvl>
     <w:lvl w:ilvl="5">
       <w:start w:val="1"/>
@@ -759,6 +785,7 @@
         </w:tabs>
         <w:ind w:left="2520" w:hanging="360"/>
       </w:pPr>
+      <w:rPr/>
     </w:lvl>
     <w:lvl w:ilvl="6">
       <w:start w:val="1"/>
@@ -771,6 +798,7 @@
         </w:tabs>
         <w:ind w:left="2880" w:hanging="360"/>
       </w:pPr>
+      <w:rPr/>
     </w:lvl>
     <w:lvl w:ilvl="7">
       <w:start w:val="1"/>
@@ -783,6 +811,7 @@
         </w:tabs>
         <w:ind w:left="3240" w:hanging="360"/>
       </w:pPr>
+      <w:rPr/>
     </w:lvl>
     <w:lvl w:ilvl="8">
       <w:start w:val="1"/>
@@ -795,6 +824,7 @@
         </w:tabs>
         <w:ind w:left="3600" w:hanging="360"/>
       </w:pPr>
+      <w:rPr/>
     </w:lvl>
   </w:abstractNum>
   <w:abstractNum w:abstractNumId="5">
@@ -822,6 +852,7 @@
         </w:tabs>
         <w:ind w:left="1080" w:hanging="360"/>
       </w:pPr>
+      <w:rPr/>
     </w:lvl>
     <w:lvl w:ilvl="2">
       <w:start w:val="1"/>
@@ -834,6 +865,7 @@
         </w:tabs>
         <w:ind w:left="1440" w:hanging="360"/>
       </w:pPr>
+      <w:rPr/>
     </w:lvl>
     <w:lvl w:ilvl="3">
       <w:start w:val="1"/>
@@ -846,6 +878,7 @@
         </w:tabs>
         <w:ind w:left="1800" w:hanging="360"/>
       </w:pPr>
+      <w:rPr/>
     </w:lvl>
     <w:lvl w:ilvl="4">
       <w:start w:val="1"/>
@@ -858,6 +891,7 @@
         </w:tabs>
         <w:ind w:left="2160" w:hanging="360"/>
       </w:pPr>
+      <w:rPr/>
     </w:lvl>
     <w:lvl w:ilvl="5">
       <w:start w:val="1"/>
@@ -870,6 +904,7 @@
         </w:tabs>
         <w:ind w:left="2520" w:hanging="360"/>
       </w:pPr>
+      <w:rPr/>
     </w:lvl>
     <w:lvl w:ilvl="6">
       <w:start w:val="1"/>
@@ -882,6 +917,7 @@
         </w:tabs>
         <w:ind w:left="2880" w:hanging="360"/>
       </w:pPr>
+      <w:rPr/>
     </w:lvl>
     <w:lvl w:ilvl="7">
       <w:start w:val="1"/>
@@ -894,6 +930,7 @@
         </w:tabs>
         <w:ind w:left="3240" w:hanging="360"/>
       </w:pPr>
+      <w:rPr/>
     </w:lvl>
     <w:lvl w:ilvl="8">
       <w:start w:val="1"/>
@@ -906,6 +943,7 @@
         </w:tabs>
         <w:ind w:left="3600" w:hanging="360"/>
       </w:pPr>
+      <w:rPr/>
     </w:lvl>
   </w:abstractNum>
   <w:abstractNum w:abstractNumId="6">
@@ -933,6 +971,7 @@
         </w:tabs>
         <w:ind w:left="1080" w:hanging="360"/>
       </w:pPr>
+      <w:rPr/>
     </w:lvl>
     <w:lvl w:ilvl="2">
       <w:start w:val="1"/>
@@ -945,6 +984,7 @@
         </w:tabs>
         <w:ind w:left="1440" w:hanging="360"/>
       </w:pPr>
+      <w:rPr/>
     </w:lvl>
     <w:lvl w:ilvl="3">
       <w:start w:val="1"/>
@@ -957,6 +997,7 @@
         </w:tabs>
         <w:ind w:left="1800" w:hanging="360"/>
       </w:pPr>
+      <w:rPr/>
     </w:lvl>
     <w:lvl w:ilvl="4">
       <w:start w:val="1"/>
@@ -969,6 +1010,7 @@
         </w:tabs>
         <w:ind w:left="2160" w:hanging="360"/>
       </w:pPr>
+      <w:rPr/>
     </w:lvl>
     <w:lvl w:ilvl="5">
       <w:start w:val="1"/>
@@ -981,6 +1023,7 @@
         </w:tabs>
         <w:ind w:left="2520" w:hanging="360"/>
       </w:pPr>
+      <w:rPr/>
     </w:lvl>
     <w:lvl w:ilvl="6">
       <w:start w:val="1"/>
@@ -993,6 +1036,7 @@
         </w:tabs>
         <w:ind w:left="2880" w:hanging="360"/>
       </w:pPr>
+      <w:rPr/>
     </w:lvl>
     <w:lvl w:ilvl="7">
       <w:start w:val="1"/>
@@ -1005,6 +1049,7 @@
         </w:tabs>
         <w:ind w:left="3240" w:hanging="360"/>
       </w:pPr>
+      <w:rPr/>
     </w:lvl>
     <w:lvl w:ilvl="8">
       <w:start w:val="1"/>
@@ -1017,6 +1062,7 @@
         </w:tabs>
         <w:ind w:left="3600" w:hanging="360"/>
       </w:pPr>
+      <w:rPr/>
     </w:lvl>
   </w:abstractNum>
   <w:abstractNum w:abstractNumId="7">
@@ -1324,6 +1370,7 @@
     <w:rsid w:val="00fc693f"/>
     <w:pPr>
       <w:widowControl/>
+      <w:suppressAutoHyphens w:val="true"/>
       <w:bidi w:val="0"/>
       <w:spacing w:lineRule="auto" w:line="276" w:before="0" w:after="200"/>
       <w:jc w:val="left"/>
@@ -2016,6 +2063,7 @@
     <w:rsid w:val="00fc693f"/>
     <w:pPr>
       <w:widowControl/>
+      <w:suppressAutoHyphens w:val="true"/>
       <w:bidi w:val="0"/>
       <w:spacing w:lineRule="auto" w:line="240" w:before="0" w:after="0"/>
       <w:jc w:val="left"/>
@@ -2114,24 +2162,29 @@
       <w:szCs w:val="16"/>
     </w:rPr>
   </w:style>
-  <w:style w:type="paragraph" w:styleId="List2">
+  <w:style w:type="paragraph" w:styleId="ListBullet3">
     <w:name w:val="List Bullet 3"/>
     <w:basedOn w:val="Normal"/>
     <w:uiPriority w:val="99"/>
     <w:unhideWhenUsed/>
+    <w:qFormat/>
     <w:rsid w:val="00326f90"/>
     <w:pPr>
+      <w:numPr>
+        <w:ilvl w:val="0"/>
+        <w:numId w:val="3"/>
+      </w:numPr>
       <w:spacing w:before="0" w:after="200"/>
-      <w:ind w:left="720" w:hanging="360"/>
       <w:contextualSpacing/>
     </w:pPr>
     <w:rPr/>
   </w:style>
-  <w:style w:type="paragraph" w:styleId="List3">
+  <w:style w:type="paragraph" w:styleId="ListBullet4">
     <w:name w:val="List Bullet 4"/>
     <w:basedOn w:val="Normal"/>
     <w:uiPriority w:val="99"/>
     <w:unhideWhenUsed/>
+    <w:qFormat/>
     <w:rsid w:val="00326f90"/>
     <w:pPr>
       <w:spacing w:before="0" w:after="200"/>
@@ -2168,23 +2221,6 @@
       <w:numPr>
         <w:ilvl w:val="0"/>
         <w:numId w:val="2"/>
-      </w:numPr>
-      <w:spacing w:before="0" w:after="200"/>
-      <w:contextualSpacing/>
-    </w:pPr>
-    <w:rPr/>
-  </w:style>
-  <w:style w:type="paragraph" w:styleId="ListBullet3">
-    <w:name w:val="List Bullet 3"/>
-    <w:basedOn w:val="Normal"/>
-    <w:uiPriority w:val="99"/>
-    <w:unhideWhenUsed/>
-    <w:qFormat/>
-    <w:rsid w:val="00326f90"/>
-    <w:pPr>
-      <w:numPr>
-        <w:ilvl w:val="0"/>
-        <w:numId w:val="3"/>
       </w:numPr>
       <w:spacing w:before="0" w:after="200"/>
       <w:contextualSpacing/>
@@ -2303,6 +2339,7 @@
         <w:tab w:val="left" w:pos="3456" w:leader="none"/>
         <w:tab w:val="left" w:pos="4032" w:leader="none"/>
       </w:tabs>
+      <w:suppressAutoHyphens w:val="true"/>
       <w:bidi w:val="0"/>
       <w:spacing w:lineRule="auto" w:line="276" w:before="0" w:after="200"/>
       <w:jc w:val="left"/>

--- a/assets/libreoffice_writ_njc/3cf4aa78-196b-4654-a632-7f8c0b52c8e1/Meeting_L3_08.docx
+++ b/assets/libreoffice_writ_njc/3cf4aa78-196b-4654-a632-7f8c0b52c8e1/Meeting_L3_08.docx
@@ -7,14 +7,19 @@
         <w:pStyle w:val="Title"/>
         <w:jc w:val="center"/>
         <w:rPr>
-          <w:rFonts w:ascii="arial" w:hAnsi="arial"/>
+          <w:rFonts w:ascii="Ani" w:hAnsi="Ani"/>
+          <w:b w:val="false"/>
+          <w:b w:val="false"/>
+          <w:bCs w:val="false"/>
+          <w:sz w:val="36"/>
+          <w:szCs w:val="36"/>
         </w:rPr>
       </w:pPr>
       <w:r>
         <w:rPr>
-          <w:rFonts w:ascii="arial" w:hAnsi="arial"/>
-          <w:b/>
-          <w:bCs/>
+          <w:rFonts w:ascii="Ani" w:hAnsi="Ani"/>
+          <w:b w:val="false"/>
+          <w:bCs w:val="false"/>
           <w:sz w:val="36"/>
           <w:szCs w:val="36"/>
         </w:rPr>
@@ -25,12 +30,12 @@
       <w:pPr>
         <w:pStyle w:val="Normal"/>
         <w:rPr>
-          <w:rFonts w:ascii="arial" w:hAnsi="arial"/>
+          <w:rFonts w:ascii="Ani" w:hAnsi="Ani"/>
         </w:rPr>
       </w:pPr>
       <w:r>
         <w:rPr>
-          <w:rFonts w:ascii="arial" w:hAnsi="arial"/>
+          <w:rFonts w:ascii="Ani" w:hAnsi="Ani"/>
         </w:rPr>
         <w:t>Date: March 28, 2025 | Location: Conference Room A | Duration: 2 hours</w:t>
       </w:r>
@@ -39,18 +44,16 @@
       <w:pPr>
         <w:pStyle w:val="Heading1"/>
         <w:rPr>
-          <w:rFonts w:ascii="arial" w:hAnsi="arial"/>
-          <w:b/>
+          <w:rFonts w:ascii="Ani" w:hAnsi="Ani"/>
+          <w:u w:val="none"/>
+        </w:rPr>
+      </w:pPr>
+      <w:r>
+        <w:rPr>
+          <w:rFonts w:ascii="Ani" w:hAnsi="Ani"/>
           <w:b/>
           <w:bCs/>
-        </w:rPr>
-      </w:pPr>
-      <w:r>
-        <w:rPr>
-          <w:rFonts w:ascii="arial" w:hAnsi="arial"/>
-          <w:b/>
-          <w:bCs/>
-          <w:u w:val="single"/>
+          <w:u w:val="none"/>
         </w:rPr>
         <w:t>Attendees</w:t>
       </w:r>
@@ -60,12 +63,17 @@
         <w:pStyle w:val="Normal"/>
         <w:jc w:val="center"/>
         <w:rPr>
-          <w:rFonts w:ascii="arial" w:hAnsi="arial"/>
+          <w:rFonts w:ascii="Ani" w:hAnsi="Ani"/>
+          <w:b/>
+          <w:b/>
+          <w:bCs/>
         </w:rPr>
       </w:pPr>
       <w:r>
         <w:rPr>
-          <w:rFonts w:ascii="arial" w:hAnsi="arial"/>
+          <w:rFonts w:ascii="Ani" w:hAnsi="Ani"/>
+          <w:b/>
+          <w:bCs/>
         </w:rPr>
         <w:t>John Smith (CEO), Sarah Johnson (CFO), Mike Chen (CTO), Lisa Park (VP Sales), Tom Wilson (VP Engineering)</w:t>
       </w:r>
@@ -74,18 +82,16 @@
       <w:pPr>
         <w:pStyle w:val="Heading1"/>
         <w:rPr>
-          <w:rFonts w:ascii="arial" w:hAnsi="arial"/>
-          <w:b/>
+          <w:rFonts w:ascii="Ani" w:hAnsi="Ani"/>
+          <w:u w:val="none"/>
+        </w:rPr>
+      </w:pPr>
+      <w:r>
+        <w:rPr>
+          <w:rFonts w:ascii="Ani" w:hAnsi="Ani"/>
           <w:b/>
           <w:bCs/>
-        </w:rPr>
-      </w:pPr>
-      <w:r>
-        <w:rPr>
-          <w:rFonts w:ascii="arial" w:hAnsi="arial"/>
-          <w:b/>
-          <w:bCs/>
-          <w:u w:val="single"/>
+          <w:u w:val="none"/>
         </w:rPr>
         <w:t>Agenda Items</w:t>
       </w:r>
@@ -94,12 +100,12 @@
       <w:pPr>
         <w:pStyle w:val="Normal"/>
         <w:rPr>
-          <w:rFonts w:ascii="arial" w:hAnsi="arial"/>
+          <w:rFonts w:ascii="Ani" w:hAnsi="Ani"/>
         </w:rPr>
       </w:pPr>
       <w:r>
         <w:rPr>
-          <w:rFonts w:ascii="arial" w:hAnsi="arial"/>
+          <w:rFonts w:ascii="Ani" w:hAnsi="Ani"/>
         </w:rPr>
         <w:t>1. Q1 Financial Review</w:t>
       </w:r>
@@ -108,12 +114,12 @@
       <w:pPr>
         <w:pStyle w:val="Normal"/>
         <w:rPr>
-          <w:rFonts w:ascii="arial" w:hAnsi="arial"/>
+          <w:rFonts w:ascii="Ani" w:hAnsi="Ani"/>
         </w:rPr>
       </w:pPr>
       <w:r>
         <w:rPr>
-          <w:rFonts w:ascii="arial" w:hAnsi="arial"/>
+          <w:rFonts w:ascii="Ani" w:hAnsi="Ani"/>
         </w:rPr>
         <w:t>2. Product Roadmap Update</w:t>
       </w:r>
@@ -122,12 +128,12 @@
       <w:pPr>
         <w:pStyle w:val="Normal"/>
         <w:rPr>
-          <w:rFonts w:ascii="arial" w:hAnsi="arial"/>
+          <w:rFonts w:ascii="Ani" w:hAnsi="Ani"/>
         </w:rPr>
       </w:pPr>
       <w:r>
         <w:rPr>
-          <w:rFonts w:ascii="arial" w:hAnsi="arial"/>
+          <w:rFonts w:ascii="Ani" w:hAnsi="Ani"/>
         </w:rPr>
         <w:t>3. Hiring Plan Discussion</w:t>
       </w:r>
@@ -136,12 +142,12 @@
       <w:pPr>
         <w:pStyle w:val="Normal"/>
         <w:rPr>
-          <w:rFonts w:ascii="arial" w:hAnsi="arial"/>
+          <w:rFonts w:ascii="Ani" w:hAnsi="Ani"/>
         </w:rPr>
       </w:pPr>
       <w:r>
         <w:rPr>
-          <w:rFonts w:ascii="arial" w:hAnsi="arial"/>
+          <w:rFonts w:ascii="Ani" w:hAnsi="Ani"/>
         </w:rPr>
         <w:t>4. Customer Feedback Summary</w:t>
       </w:r>
@@ -150,40 +156,30 @@
       <w:pPr>
         <w:pStyle w:val="Heading1"/>
         <w:rPr>
-          <w:rFonts w:ascii="arial" w:hAnsi="arial"/>
-          <w:b/>
-          <w:b/>
-          <w:bCs/>
+          <w:rFonts w:ascii="Ani" w:hAnsi="Ani"/>
+          <w:u w:val="single"/>
         </w:rPr>
       </w:pPr>
       <w:r>
         <w:rPr>
-          <w:rFonts w:ascii="arial" w:hAnsi="arial"/>
+          <w:rFonts w:ascii="Ani" w:hAnsi="Ani"/>
           <w:b/>
           <w:bCs/>
           <w:u w:val="single"/>
         </w:rPr>
-        <w:t>Discussion Summar</w:t>
-      </w:r>
-      <w:r>
-        <w:rPr>
-          <w:rFonts w:ascii="arial" w:hAnsi="arial"/>
-          <w:b/>
-          <w:bCs/>
-        </w:rPr>
-        <w:t>y</w:t>
+        <w:t>Discussion Summary</w:t>
       </w:r>
     </w:p>
     <w:p>
       <w:pPr>
         <w:pStyle w:val="Normal"/>
         <w:rPr>
-          <w:rFonts w:ascii="arial" w:hAnsi="arial"/>
+          <w:rFonts w:ascii="Ani" w:hAnsi="Ani"/>
         </w:rPr>
       </w:pPr>
       <w:r>
         <w:rPr>
-          <w:rFonts w:ascii="arial" w:hAnsi="arial"/>
+          <w:rFonts w:ascii="Ani" w:hAnsi="Ani"/>
         </w:rPr>
         <w:t>The CEO opened with Q1 results showing 22% revenue growth. The CFO noted that operating expenses were 5% under budget. The CTO presented the updated product roadmap with three major releases planned for Q2. VP Sales reported a 30% increase in enterprise pipeline.</w:t>
       </w:r>
@@ -192,42 +188,35 @@
       <w:pPr>
         <w:pStyle w:val="Heading1"/>
         <w:rPr>
-          <w:rFonts w:ascii="arial" w:hAnsi="arial"/>
-          <w:b/>
-          <w:b/>
-          <w:bCs/>
+          <w:rFonts w:ascii="Ani" w:hAnsi="Ani"/>
+          <w:u w:val="single"/>
         </w:rPr>
       </w:pPr>
       <w:r>
         <w:rPr>
-          <w:rFonts w:ascii="arial" w:hAnsi="arial"/>
+          <w:rFonts w:ascii="Ani" w:hAnsi="Ani"/>
           <w:b/>
           <w:bCs/>
           <w:u w:val="single"/>
         </w:rPr>
-        <w:t>Action Item</w:t>
-      </w:r>
-      <w:r>
-        <w:rPr>
-          <w:rFonts w:ascii="arial" w:hAnsi="arial"/>
-          <w:b/>
-          <w:bCs/>
-        </w:rPr>
-        <w:t>s</w:t>
+        <w:t>Action Items</w:t>
       </w:r>
     </w:p>
     <w:p>
       <w:pPr>
         <w:pStyle w:val="Normal"/>
         <w:rPr>
-          <w:rFonts w:ascii="arial" w:hAnsi="arial"/>
+          <w:rFonts w:ascii="Ani" w:hAnsi="Ani"/>
+          <w:b w:val="false"/>
+          <w:b w:val="false"/>
+          <w:bCs w:val="false"/>
         </w:rPr>
       </w:pPr>
       <w:r>
         <w:rPr>
-          <w:rFonts w:ascii="arial" w:hAnsi="arial"/>
-          <w:b/>
-          <w:bCs/>
+          <w:rFonts w:ascii="Ani" w:hAnsi="Ani"/>
+          <w:b w:val="false"/>
+          <w:bCs w:val="false"/>
         </w:rPr>
         <w:t>Sarah: Prepare detailed Q1 financial report by April 5</w:t>
       </w:r>
@@ -236,14 +225,17 @@
       <w:pPr>
         <w:pStyle w:val="Normal"/>
         <w:rPr>
-          <w:rFonts w:ascii="arial" w:hAnsi="arial"/>
+          <w:rFonts w:ascii="Ani" w:hAnsi="Ani"/>
+          <w:b w:val="false"/>
+          <w:b w:val="false"/>
+          <w:bCs w:val="false"/>
         </w:rPr>
       </w:pPr>
       <w:r>
         <w:rPr>
-          <w:rFonts w:ascii="arial" w:hAnsi="arial"/>
-          <w:b/>
-          <w:bCs/>
+          <w:rFonts w:ascii="Ani" w:hAnsi="Ani"/>
+          <w:b w:val="false"/>
+          <w:bCs w:val="false"/>
         </w:rPr>
         <w:t>Mike: Finalize Q2 sprint planning by April 3</w:t>
       </w:r>
@@ -252,14 +244,17 @@
       <w:pPr>
         <w:pStyle w:val="Normal"/>
         <w:rPr>
-          <w:rFonts w:ascii="arial" w:hAnsi="arial"/>
+          <w:rFonts w:ascii="Ani" w:hAnsi="Ani"/>
+          <w:b w:val="false"/>
+          <w:b w:val="false"/>
+          <w:bCs w:val="false"/>
         </w:rPr>
       </w:pPr>
       <w:r>
         <w:rPr>
-          <w:rFonts w:ascii="arial" w:hAnsi="arial"/>
-          <w:b/>
-          <w:bCs/>
+          <w:rFonts w:ascii="Ani" w:hAnsi="Ani"/>
+          <w:b w:val="false"/>
+          <w:bCs w:val="false"/>
         </w:rPr>
         <w:t>Lisa: Schedule customer advisory board meeting for April 15</w:t>
       </w:r>
@@ -268,32 +263,49 @@
       <w:pPr>
         <w:pStyle w:val="Normal"/>
         <w:rPr>
-          <w:rFonts w:ascii="arial" w:hAnsi="arial"/>
+          <w:rFonts w:ascii="Ani" w:hAnsi="Ani"/>
+          <w:b w:val="false"/>
+          <w:b w:val="false"/>
+          <w:bCs w:val="false"/>
         </w:rPr>
       </w:pPr>
       <w:r>
         <w:rPr>
-          <w:rFonts w:ascii="arial" w:hAnsi="arial"/>
-          <w:b/>
-          <w:bCs/>
+          <w:rFonts w:ascii="Ani" w:hAnsi="Ani"/>
+          <w:b w:val="false"/>
+          <w:bCs w:val="false"/>
         </w:rPr>
         <w:t>Tom: Submit hiring requisitions for 5 senior engineers by April 1</w:t>
       </w:r>
     </w:p>
     <w:p>
       <w:pPr>
-        <w:pStyle w:val="Heading1"/>
+        <w:pStyle w:val="Normal"/>
         <w:rPr>
-          <w:rFonts w:ascii="arial" w:hAnsi="arial"/>
+          <w:rFonts w:ascii="Ani" w:hAnsi="Ani"/>
           <w:b w:val="false"/>
           <w:b w:val="false"/>
           <w:bCs w:val="false"/>
-          <w:u w:val="single"/>
         </w:rPr>
       </w:pPr>
       <w:r>
         <w:rPr>
-          <w:rFonts w:ascii="arial" w:hAnsi="arial"/>
+          <w:rFonts w:ascii="Ani" w:hAnsi="Ani"/>
+          <w:b w:val="false"/>
+          <w:bCs w:val="false"/>
+        </w:rPr>
+      </w:r>
+    </w:p>
+    <w:p>
+      <w:pPr>
+        <w:pStyle w:val="Heading1"/>
+        <w:rPr>
+          <w:rFonts w:ascii="Ani" w:hAnsi="Ani"/>
+        </w:rPr>
+      </w:pPr>
+      <w:r>
+        <w:rPr>
+          <w:rFonts w:ascii="Ani" w:hAnsi="Ani"/>
           <w:b w:val="false"/>
           <w:bCs w:val="false"/>
           <w:u w:val="single"/>
@@ -305,12 +317,12 @@
       <w:pPr>
         <w:pStyle w:val="Normal"/>
         <w:rPr>
-          <w:rFonts w:ascii="arial" w:hAnsi="arial"/>
+          <w:rFonts w:ascii="Ani" w:hAnsi="Ani"/>
         </w:rPr>
       </w:pPr>
       <w:r>
         <w:rPr>
-          <w:rFonts w:ascii="arial" w:hAnsi="arial"/>
+          <w:rFonts w:ascii="Ani" w:hAnsi="Ani"/>
         </w:rPr>
         <w:t>April 25, 2025, 10:00 AM, Conference Room A</w:t>
       </w:r>
@@ -320,12 +332,12 @@
         <w:pStyle w:val="Normal"/>
         <w:spacing w:before="0" w:after="200"/>
         <w:rPr>
-          <w:rFonts w:ascii="arial" w:hAnsi="arial"/>
+          <w:rFonts w:ascii="Ani" w:hAnsi="Ani"/>
         </w:rPr>
       </w:pPr>
       <w:r>
         <w:rPr>
-          <w:rFonts w:ascii="arial" w:hAnsi="arial"/>
+          <w:rFonts w:ascii="Ani" w:hAnsi="Ani"/>
         </w:rPr>
         <w:t>Recorded by: Meeting Secretary | Distribution: All attendees + Board</w:t>
       </w:r>

--- a/assets/libreoffice_writ_njc/3cf4aa78-196b-4654-a632-7f8c0b52c8e1/Meeting_L3_08.docx
+++ b/assets/libreoffice_writ_njc/3cf4aa78-196b-4654-a632-7f8c0b52c8e1/Meeting_L3_08.docx
@@ -8,18 +8,16 @@
         <w:jc w:val="center"/>
         <w:rPr>
           <w:rFonts w:ascii="Ani" w:hAnsi="Ani"/>
-          <w:b w:val="false"/>
-          <w:b w:val="false"/>
-          <w:bCs w:val="false"/>
-          <w:sz w:val="36"/>
-          <w:szCs w:val="36"/>
+          <w:b/>
+          <w:b/>
+          <w:bCs/>
         </w:rPr>
       </w:pPr>
       <w:r>
         <w:rPr>
           <w:rFonts w:ascii="Ani" w:hAnsi="Ani"/>
-          <w:b w:val="false"/>
-          <w:bCs w:val="false"/>
+          <w:b/>
+          <w:bCs/>
           <w:sz w:val="36"/>
           <w:szCs w:val="36"/>
         </w:rPr>
@@ -45,15 +43,18 @@
         <w:pStyle w:val="Heading1"/>
         <w:rPr>
           <w:rFonts w:ascii="Ani" w:hAnsi="Ani"/>
-          <w:u w:val="none"/>
+          <w:b w:val="false"/>
+          <w:b w:val="false"/>
+          <w:bCs w:val="false"/>
+          <w:u w:val="single"/>
         </w:rPr>
       </w:pPr>
       <w:r>
         <w:rPr>
           <w:rFonts w:ascii="Ani" w:hAnsi="Ani"/>
-          <w:b/>
-          <w:bCs/>
-          <w:u w:val="none"/>
+          <w:b w:val="false"/>
+          <w:bCs w:val="false"/>
+          <w:u w:val="single"/>
         </w:rPr>
         <w:t>Attendees</w:t>
       </w:r>
@@ -64,9 +65,6 @@
         <w:jc w:val="center"/>
         <w:rPr>
           <w:rFonts w:ascii="Ani" w:hAnsi="Ani"/>
-          <w:b/>
-          <w:b/>
-          <w:bCs/>
         </w:rPr>
       </w:pPr>
       <w:r>
@@ -83,15 +81,18 @@
         <w:pStyle w:val="Heading1"/>
         <w:rPr>
           <w:rFonts w:ascii="Ani" w:hAnsi="Ani"/>
-          <w:u w:val="none"/>
+          <w:b w:val="false"/>
+          <w:b w:val="false"/>
+          <w:bCs w:val="false"/>
+          <w:u w:val="single"/>
         </w:rPr>
       </w:pPr>
       <w:r>
         <w:rPr>
           <w:rFonts w:ascii="Ani" w:hAnsi="Ani"/>
-          <w:b/>
-          <w:bCs/>
-          <w:u w:val="none"/>
+          <w:b w:val="false"/>
+          <w:bCs w:val="false"/>
+          <w:u w:val="single"/>
         </w:rPr>
         <w:t>Agenda Items</w:t>
       </w:r>
@@ -157,15 +158,18 @@
         <w:pStyle w:val="Heading1"/>
         <w:rPr>
           <w:rFonts w:ascii="Ani" w:hAnsi="Ani"/>
-          <w:u w:val="single"/>
+          <w:b w:val="false"/>
+          <w:b w:val="false"/>
+          <w:bCs w:val="false"/>
+          <w:u w:val="none"/>
         </w:rPr>
       </w:pPr>
       <w:r>
         <w:rPr>
           <w:rFonts w:ascii="Ani" w:hAnsi="Ani"/>
-          <w:b/>
-          <w:bCs/>
-          <w:u w:val="single"/>
+          <w:b w:val="false"/>
+          <w:bCs w:val="false"/>
+          <w:u w:val="none"/>
         </w:rPr>
         <w:t>Discussion Summary</w:t>
       </w:r>
@@ -189,7 +193,30 @@
         <w:pStyle w:val="Heading1"/>
         <w:rPr>
           <w:rFonts w:ascii="Ani" w:hAnsi="Ani"/>
-          <w:u w:val="single"/>
+          <w:b w:val="false"/>
+          <w:b w:val="false"/>
+          <w:bCs w:val="false"/>
+          <w:u w:val="none"/>
+        </w:rPr>
+      </w:pPr>
+      <w:r>
+        <w:rPr>
+          <w:rFonts w:ascii="Ani" w:hAnsi="Ani"/>
+          <w:b w:val="false"/>
+          <w:bCs w:val="false"/>
+          <w:u w:val="none"/>
+        </w:rPr>
+        <w:t>Action Items</w:t>
+      </w:r>
+    </w:p>
+    <w:p>
+      <w:pPr>
+        <w:pStyle w:val="Normal"/>
+        <w:rPr>
+          <w:rFonts w:ascii="Ani" w:hAnsi="Ani"/>
+          <w:b/>
+          <w:b/>
+          <w:bCs/>
         </w:rPr>
       </w:pPr>
       <w:r>
@@ -197,26 +224,6 @@
           <w:rFonts w:ascii="Ani" w:hAnsi="Ani"/>
           <w:b/>
           <w:bCs/>
-          <w:u w:val="single"/>
-        </w:rPr>
-        <w:t>Action Items</w:t>
-      </w:r>
-    </w:p>
-    <w:p>
-      <w:pPr>
-        <w:pStyle w:val="Normal"/>
-        <w:rPr>
-          <w:rFonts w:ascii="Ani" w:hAnsi="Ani"/>
-          <w:b w:val="false"/>
-          <w:b w:val="false"/>
-          <w:bCs w:val="false"/>
-        </w:rPr>
-      </w:pPr>
-      <w:r>
-        <w:rPr>
-          <w:rFonts w:ascii="Ani" w:hAnsi="Ani"/>
-          <w:b w:val="false"/>
-          <w:bCs w:val="false"/>
         </w:rPr>
         <w:t>Sarah: Prepare detailed Q1 financial report by April 5</w:t>
       </w:r>
@@ -226,16 +233,16 @@
         <w:pStyle w:val="Normal"/>
         <w:rPr>
           <w:rFonts w:ascii="Ani" w:hAnsi="Ani"/>
-          <w:b w:val="false"/>
-          <w:b w:val="false"/>
-          <w:bCs w:val="false"/>
+          <w:b/>
+          <w:b/>
+          <w:bCs/>
         </w:rPr>
       </w:pPr>
       <w:r>
         <w:rPr>
           <w:rFonts w:ascii="Ani" w:hAnsi="Ani"/>
-          <w:b w:val="false"/>
-          <w:bCs w:val="false"/>
+          <w:b/>
+          <w:bCs/>
         </w:rPr>
         <w:t>Mike: Finalize Q2 sprint planning by April 3</w:t>
       </w:r>
@@ -245,16 +252,16 @@
         <w:pStyle w:val="Normal"/>
         <w:rPr>
           <w:rFonts w:ascii="Ani" w:hAnsi="Ani"/>
-          <w:b w:val="false"/>
-          <w:b w:val="false"/>
-          <w:bCs w:val="false"/>
+          <w:b/>
+          <w:b/>
+          <w:bCs/>
         </w:rPr>
       </w:pPr>
       <w:r>
         <w:rPr>
           <w:rFonts w:ascii="Ani" w:hAnsi="Ani"/>
-          <w:b w:val="false"/>
-          <w:bCs w:val="false"/>
+          <w:b/>
+          <w:bCs/>
         </w:rPr>
         <w:t>Lisa: Schedule customer advisory board meeting for April 15</w:t>
       </w:r>
@@ -264,16 +271,16 @@
         <w:pStyle w:val="Normal"/>
         <w:rPr>
           <w:rFonts w:ascii="Ani" w:hAnsi="Ani"/>
-          <w:b w:val="false"/>
-          <w:b w:val="false"/>
-          <w:bCs w:val="false"/>
+          <w:b/>
+          <w:b/>
+          <w:bCs/>
         </w:rPr>
       </w:pPr>
       <w:r>
         <w:rPr>
           <w:rFonts w:ascii="Ani" w:hAnsi="Ani"/>
-          <w:b w:val="false"/>
-          <w:bCs w:val="false"/>
+          <w:b/>
+          <w:bCs/>
         </w:rPr>
         <w:t>Tom: Submit hiring requisitions for 5 senior engineers by April 1</w:t>
       </w:r>

--- a/assets/libreoffice_writ_njc/3cf4aa78-196b-4654-a632-7f8c0b52c8e1/Meeting_L3_08.docx
+++ b/assets/libreoffice_writ_njc/3cf4aa78-196b-4654-a632-7f8c0b52c8e1/Meeting_L3_08.docx
@@ -7,7 +7,6 @@
         <w:pStyle w:val="Title"/>
         <w:jc w:val="center"/>
         <w:rPr>
-          <w:rFonts w:ascii="Ani" w:hAnsi="Ani"/>
           <w:b/>
           <w:b/>
           <w:bCs/>
@@ -21,332 +20,45 @@
           <w:sz w:val="36"/>
           <w:szCs w:val="36"/>
         </w:rPr>
-        <w:t>Meeting Minutes: Q1 Strategy Review</w:t>
+        <w:t>Arial</w:t>
       </w:r>
     </w:p>
     <w:p>
       <w:pPr>
         <w:pStyle w:val="Normal"/>
-        <w:rPr>
-          <w:rFonts w:ascii="Ani" w:hAnsi="Ani"/>
-        </w:rPr>
+        <w:spacing w:before="0" w:after="200"/>
+        <w:jc w:val="center"/>
+        <w:rPr/>
       </w:pPr>
       <w:r>
         <w:rPr>
           <w:rFonts w:ascii="Ani" w:hAnsi="Ani"/>
+          <w:b/>
+          <w:bCs/>
+          <w:sz w:val="36"/>
+          <w:szCs w:val="36"/>
         </w:rPr>
-        <w:t>Date: March 28, 2025 | Location: Conference Room A | Duration: 2 hours</w:t>
+        <w:t>Recorded by: M</w:t>
       </w:r>
-    </w:p>
-    <w:p>
-      <w:pPr>
-        <w:pStyle w:val="Heading1"/>
-        <w:rPr>
-          <w:rFonts w:ascii="Ani" w:hAnsi="Ani"/>
-          <w:b w:val="false"/>
-          <w:b w:val="false"/>
-          <w:bCs w:val="false"/>
-          <w:u w:val="single"/>
-        </w:rPr>
-      </w:pPr>
       <w:r>
         <w:rPr>
           <w:rFonts w:ascii="Ani" w:hAnsi="Ani"/>
           <w:b w:val="false"/>
           <w:bCs w:val="false"/>
-          <w:u w:val="single"/>
+          <w:sz w:val="36"/>
+          <w:szCs w:val="36"/>
         </w:rPr>
-        <w:t>Attendees</w:t>
+        <w:t>e</w:t>
       </w:r>
-    </w:p>
-    <w:p>
-      <w:pPr>
-        <w:pStyle w:val="Normal"/>
-        <w:jc w:val="center"/>
-        <w:rPr>
-          <w:rFonts w:ascii="Ani" w:hAnsi="Ani"/>
-        </w:rPr>
-      </w:pPr>
       <w:r>
         <w:rPr>
           <w:rFonts w:ascii="Ani" w:hAnsi="Ani"/>
           <w:b/>
           <w:bCs/>
+          <w:sz w:val="36"/>
+          <w:szCs w:val="36"/>
         </w:rPr>
-        <w:t>John Smith (CEO), Sarah Johnson (CFO), Mike Chen (CTO), Lisa Park (VP Sales), Tom Wilson (VP Engineering)</w:t>
-      </w:r>
-    </w:p>
-    <w:p>
-      <w:pPr>
-        <w:pStyle w:val="Heading1"/>
-        <w:rPr>
-          <w:rFonts w:ascii="Ani" w:hAnsi="Ani"/>
-          <w:b w:val="false"/>
-          <w:b w:val="false"/>
-          <w:bCs w:val="false"/>
-          <w:u w:val="single"/>
-        </w:rPr>
-      </w:pPr>
-      <w:r>
-        <w:rPr>
-          <w:rFonts w:ascii="Ani" w:hAnsi="Ani"/>
-          <w:b w:val="false"/>
-          <w:bCs w:val="false"/>
-          <w:u w:val="single"/>
-        </w:rPr>
-        <w:t>Agenda Items</w:t>
-      </w:r>
-    </w:p>
-    <w:p>
-      <w:pPr>
-        <w:pStyle w:val="Normal"/>
-        <w:rPr>
-          <w:rFonts w:ascii="Ani" w:hAnsi="Ani"/>
-        </w:rPr>
-      </w:pPr>
-      <w:r>
-        <w:rPr>
-          <w:rFonts w:ascii="Ani" w:hAnsi="Ani"/>
-        </w:rPr>
-        <w:t>1. Q1 Financial Review</w:t>
-      </w:r>
-    </w:p>
-    <w:p>
-      <w:pPr>
-        <w:pStyle w:val="Normal"/>
-        <w:rPr>
-          <w:rFonts w:ascii="Ani" w:hAnsi="Ani"/>
-        </w:rPr>
-      </w:pPr>
-      <w:r>
-        <w:rPr>
-          <w:rFonts w:ascii="Ani" w:hAnsi="Ani"/>
-        </w:rPr>
-        <w:t>2. Product Roadmap Update</w:t>
-      </w:r>
-    </w:p>
-    <w:p>
-      <w:pPr>
-        <w:pStyle w:val="Normal"/>
-        <w:rPr>
-          <w:rFonts w:ascii="Ani" w:hAnsi="Ani"/>
-        </w:rPr>
-      </w:pPr>
-      <w:r>
-        <w:rPr>
-          <w:rFonts w:ascii="Ani" w:hAnsi="Ani"/>
-        </w:rPr>
-        <w:t>3. Hiring Plan Discussion</w:t>
-      </w:r>
-    </w:p>
-    <w:p>
-      <w:pPr>
-        <w:pStyle w:val="Normal"/>
-        <w:rPr>
-          <w:rFonts w:ascii="Ani" w:hAnsi="Ani"/>
-        </w:rPr>
-      </w:pPr>
-      <w:r>
-        <w:rPr>
-          <w:rFonts w:ascii="Ani" w:hAnsi="Ani"/>
-        </w:rPr>
-        <w:t>4. Customer Feedback Summary</w:t>
-      </w:r>
-    </w:p>
-    <w:p>
-      <w:pPr>
-        <w:pStyle w:val="Heading1"/>
-        <w:rPr>
-          <w:rFonts w:ascii="Ani" w:hAnsi="Ani"/>
-          <w:b w:val="false"/>
-          <w:b w:val="false"/>
-          <w:bCs w:val="false"/>
-          <w:u w:val="none"/>
-        </w:rPr>
-      </w:pPr>
-      <w:r>
-        <w:rPr>
-          <w:rFonts w:ascii="Ani" w:hAnsi="Ani"/>
-          <w:b w:val="false"/>
-          <w:bCs w:val="false"/>
-          <w:u w:val="none"/>
-        </w:rPr>
-        <w:t>Discussion Summary</w:t>
-      </w:r>
-    </w:p>
-    <w:p>
-      <w:pPr>
-        <w:pStyle w:val="Normal"/>
-        <w:rPr>
-          <w:rFonts w:ascii="Ani" w:hAnsi="Ani"/>
-        </w:rPr>
-      </w:pPr>
-      <w:r>
-        <w:rPr>
-          <w:rFonts w:ascii="Ani" w:hAnsi="Ani"/>
-        </w:rPr>
-        <w:t>The CEO opened with Q1 results showing 22% revenue growth. The CFO noted that operating expenses were 5% under budget. The CTO presented the updated product roadmap with three major releases planned for Q2. VP Sales reported a 30% increase in enterprise pipeline.</w:t>
-      </w:r>
-    </w:p>
-    <w:p>
-      <w:pPr>
-        <w:pStyle w:val="Heading1"/>
-        <w:rPr>
-          <w:rFonts w:ascii="Ani" w:hAnsi="Ani"/>
-          <w:b w:val="false"/>
-          <w:b w:val="false"/>
-          <w:bCs w:val="false"/>
-          <w:u w:val="none"/>
-        </w:rPr>
-      </w:pPr>
-      <w:r>
-        <w:rPr>
-          <w:rFonts w:ascii="Ani" w:hAnsi="Ani"/>
-          <w:b w:val="false"/>
-          <w:bCs w:val="false"/>
-          <w:u w:val="none"/>
-        </w:rPr>
-        <w:t>Action Items</w:t>
-      </w:r>
-    </w:p>
-    <w:p>
-      <w:pPr>
-        <w:pStyle w:val="Normal"/>
-        <w:rPr>
-          <w:rFonts w:ascii="Ani" w:hAnsi="Ani"/>
-          <w:b/>
-          <w:b/>
-          <w:bCs/>
-        </w:rPr>
-      </w:pPr>
-      <w:r>
-        <w:rPr>
-          <w:rFonts w:ascii="Ani" w:hAnsi="Ani"/>
-          <w:b/>
-          <w:bCs/>
-        </w:rPr>
-        <w:t>Sarah: Prepare detailed Q1 financial report by April 5</w:t>
-      </w:r>
-    </w:p>
-    <w:p>
-      <w:pPr>
-        <w:pStyle w:val="Normal"/>
-        <w:rPr>
-          <w:rFonts w:ascii="Ani" w:hAnsi="Ani"/>
-          <w:b/>
-          <w:b/>
-          <w:bCs/>
-        </w:rPr>
-      </w:pPr>
-      <w:r>
-        <w:rPr>
-          <w:rFonts w:ascii="Ani" w:hAnsi="Ani"/>
-          <w:b/>
-          <w:bCs/>
-        </w:rPr>
-        <w:t>Mike: Finalize Q2 sprint planning by April 3</w:t>
-      </w:r>
-    </w:p>
-    <w:p>
-      <w:pPr>
-        <w:pStyle w:val="Normal"/>
-        <w:rPr>
-          <w:rFonts w:ascii="Ani" w:hAnsi="Ani"/>
-          <w:b/>
-          <w:b/>
-          <w:bCs/>
-        </w:rPr>
-      </w:pPr>
-      <w:r>
-        <w:rPr>
-          <w:rFonts w:ascii="Ani" w:hAnsi="Ani"/>
-          <w:b/>
-          <w:bCs/>
-        </w:rPr>
-        <w:t>Lisa: Schedule customer advisory board meeting for April 15</w:t>
-      </w:r>
-    </w:p>
-    <w:p>
-      <w:pPr>
-        <w:pStyle w:val="Normal"/>
-        <w:rPr>
-          <w:rFonts w:ascii="Ani" w:hAnsi="Ani"/>
-          <w:b/>
-          <w:b/>
-          <w:bCs/>
-        </w:rPr>
-      </w:pPr>
-      <w:r>
-        <w:rPr>
-          <w:rFonts w:ascii="Ani" w:hAnsi="Ani"/>
-          <w:b/>
-          <w:bCs/>
-        </w:rPr>
-        <w:t>Tom: Submit hiring requisitions for 5 senior engineers by April 1</w:t>
-      </w:r>
-    </w:p>
-    <w:p>
-      <w:pPr>
-        <w:pStyle w:val="Normal"/>
-        <w:rPr>
-          <w:rFonts w:ascii="Ani" w:hAnsi="Ani"/>
-          <w:b w:val="false"/>
-          <w:b w:val="false"/>
-          <w:bCs w:val="false"/>
-        </w:rPr>
-      </w:pPr>
-      <w:r>
-        <w:rPr>
-          <w:rFonts w:ascii="Ani" w:hAnsi="Ani"/>
-          <w:b w:val="false"/>
-          <w:bCs w:val="false"/>
-        </w:rPr>
-      </w:r>
-    </w:p>
-    <w:p>
-      <w:pPr>
-        <w:pStyle w:val="Heading1"/>
-        <w:rPr>
-          <w:rFonts w:ascii="Ani" w:hAnsi="Ani"/>
-        </w:rPr>
-      </w:pPr>
-      <w:r>
-        <w:rPr>
-          <w:rFonts w:ascii="Ani" w:hAnsi="Ani"/>
-          <w:b w:val="false"/>
-          <w:bCs w:val="false"/>
-          <w:u w:val="single"/>
-        </w:rPr>
-        <w:t>Next Meeting</w:t>
-      </w:r>
-    </w:p>
-    <w:p>
-      <w:pPr>
-        <w:pStyle w:val="Normal"/>
-        <w:rPr>
-          <w:rFonts w:ascii="Ani" w:hAnsi="Ani"/>
-        </w:rPr>
-      </w:pPr>
-      <w:r>
-        <w:rPr>
-          <w:rFonts w:ascii="Ani" w:hAnsi="Ani"/>
-        </w:rPr>
-        <w:t>April 25, 2025, 10:00 AM, Conference Room A</w:t>
-      </w:r>
-    </w:p>
-    <w:p>
-      <w:pPr>
-        <w:pStyle w:val="Normal"/>
-        <w:spacing w:before="0" w:after="200"/>
-        <w:rPr>
-          <w:rFonts w:ascii="Ani" w:hAnsi="Ani"/>
-        </w:rPr>
-      </w:pPr>
-      <w:r>
-        <w:rPr>
-          <w:rFonts w:ascii="Ani" w:hAnsi="Ani"/>
-        </w:rPr>
-        <w:t>Recorded by: Meeting Secretary | Distribution: All attendees + Board</w:t>
+        <w:t>eting Secretary | Distribution: All attendees + Board</w:t>
       </w:r>
     </w:p>
     <w:sectPr>
